--- a/实验二_V2.0_实验报告模板.docx
+++ b/实验二_V2.0_实验报告模板.docx
@@ -7728,15 +7728,8 @@
             <w:vAlign w:val="center"/>
           </w:tcPr>
           <w:p>
-            <w:pPr>
-              <w:spacing w:before="0" w:after="0"/>
-              <w:jc w:val="left"/>
-              <w:rPr>
-                <w:rFonts w:hint="eastAsia" w:ascii="微软雅黑" w:hAnsi="微软雅黑" w:eastAsia="微软雅黑" w:cs="微软雅黑"/>
-              </w:rPr>
-            </w:pPr>
-            <w:r>
-              <w:t>见最终提交</w:t>
+            <w:r>
+              <w:t>7b5e733</w:t>
             </w:r>
           </w:p>
         </w:tc>
